--- a/Toy_Instructions/Sound_Movement_Light/Baby_Einstein_Glow_&_Discover_Light_Bar/Baby_Einstein_Glow_&_Discover_Light_Bar_Maker_Guide.docx
+++ b/Toy_Instructions/Sound_Movement_Light/Baby_Einstein_Glow_&_Discover_Light_Bar/Baby_Einstein_Glow_&_Discover_Light_Bar_Maker_Guide.docx
@@ -48,10 +48,14 @@
                 <w:ilvl w:val="0"/>
                 <w:numId w:val="25"/>
               </w:numPr>
+              <w:rPr>
+                <w:sz w:val="22"/>
+              </w:rPr>
             </w:pPr>
             <w:r>
               <w:rPr>
                 <w:noProof/>
+                <w:sz w:val="22"/>
               </w:rPr>
               <w:drawing>
                 <wp:anchor distT="0" distB="0" distL="114300" distR="114300" simplePos="0" relativeHeight="251687936" behindDoc="0" locked="0" layoutInCell="1" allowOverlap="1" wp14:anchorId="773C75DC" wp14:editId="01737893">
@@ -110,6 +114,9 @@
               </w:drawing>
             </w:r>
             <w:r>
+              <w:rPr>
+                <w:sz w:val="22"/>
+              </w:rPr>
               <w:t xml:space="preserve"> </w:t>
             </w:r>
           </w:p>
@@ -135,10 +142,14 @@
                 <w:ilvl w:val="0"/>
                 <w:numId w:val="25"/>
               </w:numPr>
+              <w:rPr>
+                <w:sz w:val="22"/>
+              </w:rPr>
             </w:pPr>
             <w:r>
               <w:rPr>
                 <w:noProof/>
+                <w:sz w:val="22"/>
               </w:rPr>
               <w:drawing>
                 <wp:anchor distT="0" distB="0" distL="114300" distR="114300" simplePos="0" relativeHeight="251686912" behindDoc="0" locked="0" layoutInCell="1" allowOverlap="1" wp14:anchorId="1DE99194" wp14:editId="49D07C6C">
@@ -218,10 +229,14 @@
                 <w:ilvl w:val="0"/>
                 <w:numId w:val="25"/>
               </w:numPr>
+              <w:rPr>
+                <w:sz w:val="22"/>
+              </w:rPr>
             </w:pPr>
             <w:r>
               <w:rPr>
                 <w:noProof/>
+                <w:sz w:val="22"/>
               </w:rPr>
               <w:drawing>
                 <wp:anchor distT="0" distB="0" distL="114300" distR="114300" simplePos="0" relativeHeight="251688960" behindDoc="1" locked="0" layoutInCell="1" allowOverlap="1" wp14:anchorId="0B9D28F9" wp14:editId="2C5F06C5">
@@ -301,19 +316,14 @@
             <w:pPr>
               <w:jc w:val="center"/>
               <w:rPr>
-                <w:b/>
-                <w:bCs/>
-              </w:rPr>
-            </w:pPr>
-          </w:p>
-          <w:p>
-            <w:pPr>
-              <w:jc w:val="center"/>
-            </w:pPr>
-            <w:r>
-              <w:rPr>
-                <w:b/>
-                <w:bCs/>
+                <w:sz w:val="22"/>
+              </w:rPr>
+            </w:pPr>
+            <w:r>
+              <w:rPr>
+                <w:b/>
+                <w:bCs/>
+                <w:sz w:val="22"/>
               </w:rPr>
               <w:t>BOM</w:t>
             </w:r>
@@ -326,14 +336,12 @@
                 <w:numId w:val="24"/>
               </w:numPr>
               <w:rPr>
-                <w:sz w:val="24"/>
-                <w:szCs w:val="24"/>
-              </w:rPr>
-            </w:pPr>
-            <w:r>
-              <w:rPr>
-                <w:sz w:val="24"/>
-                <w:szCs w:val="24"/>
+                <w:sz w:val="22"/>
+              </w:rPr>
+            </w:pPr>
+            <w:r>
+              <w:rPr>
+                <w:sz w:val="22"/>
               </w:rPr>
               <w:t xml:space="preserve">Baby Einstein – Glow </w:t>
             </w:r>
@@ -342,14 +350,12 @@
             <w:pPr>
               <w:pStyle w:val="ListParagraph"/>
               <w:rPr>
-                <w:sz w:val="24"/>
-                <w:szCs w:val="24"/>
-              </w:rPr>
-            </w:pPr>
-            <w:r>
-              <w:rPr>
-                <w:sz w:val="24"/>
-                <w:szCs w:val="24"/>
+                <w:sz w:val="22"/>
+              </w:rPr>
+            </w:pPr>
+            <w:r>
+              <w:rPr>
+                <w:sz w:val="22"/>
               </w:rPr>
               <w:t>&amp; Discover Light Bar</w:t>
             </w:r>
@@ -362,14 +368,12 @@
                 <w:numId w:val="24"/>
               </w:numPr>
               <w:rPr>
-                <w:sz w:val="24"/>
-                <w:szCs w:val="24"/>
-              </w:rPr>
-            </w:pPr>
-            <w:r>
-              <w:rPr>
-                <w:sz w:val="24"/>
-                <w:szCs w:val="24"/>
+                <w:sz w:val="22"/>
+              </w:rPr>
+            </w:pPr>
+            <w:r>
+              <w:rPr>
+                <w:sz w:val="22"/>
               </w:rPr>
               <w:t xml:space="preserve">3.5 mm Mono Jack and Nut </w:t>
             </w:r>
@@ -382,22 +386,54 @@
                 <w:numId w:val="24"/>
               </w:numPr>
               <w:rPr>
-                <w:sz w:val="24"/>
-                <w:szCs w:val="24"/>
-              </w:rPr>
-            </w:pPr>
-            <w:r>
-              <w:rPr>
-                <w:sz w:val="24"/>
-                <w:szCs w:val="24"/>
+                <w:sz w:val="22"/>
+              </w:rPr>
+            </w:pPr>
+            <w:r>
+              <w:rPr>
+                <w:sz w:val="22"/>
               </w:rPr>
               <w:t>22 AWG Wire</w:t>
+            </w:r>
+          </w:p>
+          <w:p>
+            <w:pPr>
+              <w:rPr>
+                <w:sz w:val="22"/>
+              </w:rPr>
+            </w:pPr>
+            <w:r>
+              <w:rPr>
+                <w:sz w:val="22"/>
+              </w:rPr>
+              <w:t xml:space="preserve">Refer to the </w:t>
+            </w:r>
+            <w:hyperlink r:id="rId14" w:history="1">
+              <w:r>
+                <w:rPr>
+                  <w:rStyle w:val="Hyperlink"/>
+                  <w:sz w:val="22"/>
+                </w:rPr>
+                <w:t>Tool and Component List</w:t>
+              </w:r>
+            </w:hyperlink>
+            <w:r>
+              <w:rPr>
+                <w:sz w:val="22"/>
+              </w:rPr>
+              <w:t xml:space="preserve"> for purchasing details.</w:t>
             </w:r>
           </w:p>
         </w:tc>
       </w:tr>
     </w:tbl>
-    <w:p/>
+    <w:p>
+      <w:pPr>
+        <w:rPr>
+          <w:sz w:val="22"/>
+        </w:rPr>
+      </w:pPr>
+    </w:p>
     <w:tbl>
       <w:tblPr>
         <w:tblStyle w:val="TableGrid"/>
@@ -405,8 +441,8 @@
         <w:tblLook w:val="04A0" w:firstRow="1" w:lastRow="0" w:firstColumn="1" w:lastColumn="0" w:noHBand="0" w:noVBand="1"/>
       </w:tblPr>
       <w:tblGrid>
-        <w:gridCol w:w="3937"/>
-        <w:gridCol w:w="5413"/>
+        <w:gridCol w:w="3929"/>
+        <w:gridCol w:w="5421"/>
       </w:tblGrid>
       <w:tr>
         <w:trPr>
@@ -421,6 +457,7 @@
               <w:rPr>
                 <w:b/>
                 <w:bCs/>
+                <w:sz w:val="22"/>
                 <w:lang w:val="en-US"/>
               </w:rPr>
             </w:pPr>
@@ -429,6 +466,7 @@
               <w:rPr>
                 <w:b/>
                 <w:bCs/>
+                <w:sz w:val="22"/>
                 <w:lang w:val="en-US"/>
               </w:rPr>
               <w:t>Step 1:</w:t>
@@ -437,6 +475,7 @@
               <w:rPr>
                 <w:b/>
                 <w:bCs/>
+                <w:sz w:val="22"/>
                 <w:lang w:val="en-US"/>
               </w:rPr>
               <w:t xml:space="preserve"> </w:t>
@@ -445,6 +484,7 @@
               <w:rPr>
                 <w:b/>
                 <w:bCs/>
+                <w:sz w:val="22"/>
                 <w:lang w:val="en-US"/>
               </w:rPr>
               <w:t xml:space="preserve">Unbox the </w:t>
@@ -453,6 +493,7 @@
               <w:rPr>
                 <w:b/>
                 <w:bCs/>
+                <w:sz w:val="22"/>
                 <w:lang w:val="en-US"/>
               </w:rPr>
               <w:t>Light Bar</w:t>
@@ -463,30 +504,35 @@
               <w:rPr>
                 <w:b/>
                 <w:bCs/>
-                <w:lang w:val="en-US"/>
-              </w:rPr>
-            </w:pPr>
-          </w:p>
-          <w:p>
-            <w:pPr>
-              <w:rPr>
-                <w:lang w:val="en-US"/>
-              </w:rPr>
-            </w:pPr>
-            <w:r>
-              <w:rPr>
+                <w:sz w:val="22"/>
+                <w:lang w:val="en-US"/>
+              </w:rPr>
+            </w:pPr>
+          </w:p>
+          <w:p>
+            <w:pPr>
+              <w:rPr>
+                <w:sz w:val="22"/>
+                <w:lang w:val="en-US"/>
+              </w:rPr>
+            </w:pPr>
+            <w:r>
+              <w:rPr>
+                <w:sz w:val="22"/>
                 <w:lang w:val="en-US"/>
               </w:rPr>
               <w:t>Pry o</w:t>
             </w:r>
             <w:r>
               <w:rPr>
+                <w:sz w:val="22"/>
                 <w:lang w:val="en-US"/>
               </w:rPr>
               <w:t>pen the cardboard flap on the box</w:t>
             </w:r>
             <w:r>
               <w:rPr>
+                <w:sz w:val="22"/>
                 <w:lang w:val="en-US"/>
               </w:rPr>
               <w:t xml:space="preserve"> </w:t>
@@ -495,20 +541,23 @@
           <w:p>
             <w:pPr>
               <w:rPr>
-                <w:lang w:val="en-US"/>
-              </w:rPr>
-            </w:pPr>
-          </w:p>
-          <w:p>
-            <w:pPr>
-              <w:rPr>
-                <w:lang w:val="en-US"/>
-              </w:rPr>
-            </w:pPr>
-          </w:p>
-          <w:p>
-            <w:pPr>
-              <w:rPr>
+                <w:sz w:val="22"/>
+                <w:lang w:val="en-US"/>
+              </w:rPr>
+            </w:pPr>
+          </w:p>
+          <w:p>
+            <w:pPr>
+              <w:rPr>
+                <w:sz w:val="22"/>
+                <w:lang w:val="en-US"/>
+              </w:rPr>
+            </w:pPr>
+          </w:p>
+          <w:p>
+            <w:pPr>
+              <w:rPr>
+                <w:sz w:val="22"/>
                 <w:lang w:val="en-US"/>
               </w:rPr>
             </w:pPr>
@@ -523,6 +572,7 @@
             <w:pPr>
               <w:rPr>
                 <w:noProof/>
+                <w:sz w:val="22"/>
               </w:rPr>
             </w:pPr>
           </w:p>
@@ -530,12 +580,14 @@
             <w:pPr>
               <w:jc w:val="center"/>
               <w:rPr>
+                <w:sz w:val="22"/>
                 <w:lang w:val="en-US"/>
               </w:rPr>
             </w:pPr>
             <w:r>
               <w:rPr>
                 <w:noProof/>
+                <w:sz w:val="22"/>
               </w:rPr>
               <w:drawing>
                 <wp:inline distT="0" distB="0" distL="0" distR="0" wp14:anchorId="272F4659" wp14:editId="20CD2AAF">
@@ -555,7 +607,7 @@
                           </pic:cNvPicPr>
                         </pic:nvPicPr>
                         <pic:blipFill rotWithShape="1">
-                          <a:blip r:embed="rId14" cstate="print">
+                          <a:blip r:embed="rId15" cstate="print">
                             <a:extLst>
                               <a:ext uri="{28A0092B-C50C-407E-A947-70E740481C1C}">
                                 <a14:useLocalDpi xmlns:a14="http://schemas.microsoft.com/office/drawing/2010/main" val="0"/>
@@ -596,6 +648,7 @@
             <w:pPr>
               <w:jc w:val="center"/>
               <w:rPr>
+                <w:sz w:val="22"/>
                 <w:lang w:val="en-US"/>
               </w:rPr>
             </w:pPr>
@@ -615,13 +668,15 @@
               <w:rPr>
                 <w:b/>
                 <w:bCs/>
-                <w:lang w:val="en-US"/>
-              </w:rPr>
-            </w:pPr>
-            <w:r>
-              <w:rPr>
-                <w:b/>
-                <w:bCs/>
+                <w:sz w:val="22"/>
+                <w:lang w:val="en-US"/>
+              </w:rPr>
+            </w:pPr>
+            <w:r>
+              <w:rPr>
+                <w:b/>
+                <w:bCs/>
+                <w:sz w:val="22"/>
                 <w:lang w:val="en-US"/>
               </w:rPr>
               <w:t>Step 2:</w:t>
@@ -630,6 +685,7 @@
               <w:rPr>
                 <w:b/>
                 <w:bCs/>
+                <w:sz w:val="22"/>
                 <w:lang w:val="en-US"/>
               </w:rPr>
               <w:t xml:space="preserve"> Remove Screws</w:t>
@@ -638,6 +694,7 @@
               <w:rPr>
                 <w:b/>
                 <w:bCs/>
+                <w:sz w:val="22"/>
                 <w:lang w:val="en-US"/>
               </w:rPr>
               <w:t xml:space="preserve"> </w:t>
@@ -646,36 +703,42 @@
           <w:p>
             <w:pPr>
               <w:rPr>
-                <w:lang w:val="en-US"/>
-              </w:rPr>
-            </w:pPr>
-          </w:p>
-          <w:p>
-            <w:pPr>
-              <w:rPr>
-                <w:lang w:val="en-US"/>
-              </w:rPr>
-            </w:pPr>
-            <w:r>
-              <w:rPr>
+                <w:sz w:val="22"/>
+                <w:lang w:val="en-US"/>
+              </w:rPr>
+            </w:pPr>
+          </w:p>
+          <w:p>
+            <w:pPr>
+              <w:rPr>
+                <w:sz w:val="22"/>
+                <w:lang w:val="en-US"/>
+              </w:rPr>
+            </w:pPr>
+            <w:r>
+              <w:rPr>
+                <w:sz w:val="22"/>
                 <w:lang w:val="en-US"/>
               </w:rPr>
               <w:t>Remove the</w:t>
             </w:r>
             <w:r>
               <w:rPr>
+                <w:sz w:val="22"/>
                 <w:lang w:val="en-US"/>
               </w:rPr>
               <w:t xml:space="preserve"> 12</w:t>
             </w:r>
             <w:r>
               <w:rPr>
+                <w:sz w:val="22"/>
                 <w:lang w:val="en-US"/>
               </w:rPr>
               <w:t xml:space="preserve"> </w:t>
             </w:r>
             <w:r>
               <w:rPr>
+                <w:sz w:val="22"/>
                 <w:lang w:val="en-US"/>
               </w:rPr>
               <w:t>screws on the back side of the toy</w:t>
@@ -686,13 +749,15 @@
               <w:rPr>
                 <w:b/>
                 <w:bCs/>
-                <w:lang w:val="en-US"/>
-              </w:rPr>
-            </w:pPr>
-          </w:p>
-          <w:p>
-            <w:pPr>
-              <w:rPr>
+                <w:sz w:val="22"/>
+                <w:lang w:val="en-US"/>
+              </w:rPr>
+            </w:pPr>
+          </w:p>
+          <w:p>
+            <w:pPr>
+              <w:rPr>
+                <w:sz w:val="22"/>
                 <w:lang w:val="en-US"/>
               </w:rPr>
             </w:pPr>
@@ -708,12 +773,14 @@
               <w:jc w:val="center"/>
               <w:rPr>
                 <w:noProof/>
+                <w:sz w:val="22"/>
                 <w:lang w:val="en-US"/>
               </w:rPr>
             </w:pPr>
             <w:r>
               <w:rPr>
                 <w:noProof/>
+                <w:sz w:val="22"/>
                 <w:lang w:val="en-US"/>
               </w:rPr>
               <w:drawing>
@@ -740,7 +807,7 @@
                           <pic:cNvPicPr/>
                         </pic:nvPicPr>
                         <pic:blipFill>
-                          <a:blip r:embed="rId15" cstate="print">
+                          <a:blip r:embed="rId16" cstate="print">
                             <a:extLst>
                               <a:ext uri="{28A0092B-C50C-407E-A947-70E740481C1C}">
                                 <a14:useLocalDpi xmlns:a14="http://schemas.microsoft.com/office/drawing/2010/main" val="0"/>
@@ -778,6 +845,7 @@
               <w:jc w:val="center"/>
               <w:rPr>
                 <w:noProof/>
+                <w:sz w:val="22"/>
                 <w:lang w:val="en-US"/>
               </w:rPr>
             </w:pPr>
@@ -787,6 +855,7 @@
               <w:jc w:val="center"/>
               <w:rPr>
                 <w:noProof/>
+                <w:sz w:val="22"/>
                 <w:lang w:val="en-US"/>
               </w:rPr>
             </w:pPr>
@@ -796,6 +865,7 @@
               <w:jc w:val="center"/>
               <w:rPr>
                 <w:noProof/>
+                <w:sz w:val="22"/>
                 <w:lang w:val="en-US"/>
               </w:rPr>
             </w:pPr>
@@ -805,6 +875,7 @@
               <w:jc w:val="center"/>
               <w:rPr>
                 <w:noProof/>
+                <w:sz w:val="22"/>
                 <w:lang w:val="en-US"/>
               </w:rPr>
             </w:pPr>
@@ -814,6 +885,7 @@
               <w:jc w:val="center"/>
               <w:rPr>
                 <w:noProof/>
+                <w:sz w:val="22"/>
                 <w:lang w:val="en-US"/>
               </w:rPr>
             </w:pPr>
@@ -823,6 +895,7 @@
               <w:jc w:val="center"/>
               <w:rPr>
                 <w:noProof/>
+                <w:sz w:val="22"/>
                 <w:lang w:val="en-US"/>
               </w:rPr>
             </w:pPr>
@@ -832,6 +905,7 @@
               <w:jc w:val="center"/>
               <w:rPr>
                 <w:noProof/>
+                <w:sz w:val="22"/>
                 <w:lang w:val="en-US"/>
               </w:rPr>
             </w:pPr>
@@ -841,6 +915,7 @@
               <w:jc w:val="center"/>
               <w:rPr>
                 <w:noProof/>
+                <w:sz w:val="22"/>
                 <w:lang w:val="en-US"/>
               </w:rPr>
             </w:pPr>
@@ -860,13 +935,15 @@
               <w:rPr>
                 <w:b/>
                 <w:bCs/>
-                <w:lang w:val="en-US"/>
-              </w:rPr>
-            </w:pPr>
-            <w:r>
-              <w:rPr>
-                <w:b/>
-                <w:bCs/>
+                <w:sz w:val="22"/>
+                <w:lang w:val="en-US"/>
+              </w:rPr>
+            </w:pPr>
+            <w:r>
+              <w:rPr>
+                <w:b/>
+                <w:bCs/>
+                <w:sz w:val="22"/>
                 <w:lang w:val="en-US"/>
               </w:rPr>
               <w:lastRenderedPageBreak/>
@@ -876,6 +953,7 @@
               <w:rPr>
                 <w:b/>
                 <w:bCs/>
+                <w:sz w:val="22"/>
                 <w:lang w:val="en-US"/>
               </w:rPr>
               <w:t>Remove additional screws</w:t>
@@ -886,26 +964,30 @@
               <w:rPr>
                 <w:b/>
                 <w:bCs/>
-                <w:lang w:val="en-US"/>
-              </w:rPr>
-            </w:pPr>
-          </w:p>
-          <w:p>
-            <w:pPr>
-              <w:rPr>
-                <w:b/>
-                <w:bCs/>
-                <w:lang w:val="en-US"/>
-              </w:rPr>
-            </w:pPr>
-            <w:r>
-              <w:rPr>
+                <w:sz w:val="22"/>
+                <w:lang w:val="en-US"/>
+              </w:rPr>
+            </w:pPr>
+          </w:p>
+          <w:p>
+            <w:pPr>
+              <w:rPr>
+                <w:b/>
+                <w:bCs/>
+                <w:sz w:val="22"/>
+                <w:lang w:val="en-US"/>
+              </w:rPr>
+            </w:pPr>
+            <w:r>
+              <w:rPr>
+                <w:sz w:val="22"/>
                 <w:lang w:val="en-US"/>
               </w:rPr>
               <w:t xml:space="preserve">Lift the white toy </w:t>
             </w:r>
             <w:r>
               <w:rPr>
+                <w:sz w:val="22"/>
                 <w:lang w:val="en-US"/>
               </w:rPr>
               <w:t>stand and remove the 4 screws under it</w:t>
@@ -914,6 +996,7 @@
               <w:rPr>
                 <w:b/>
                 <w:bCs/>
+                <w:sz w:val="22"/>
                 <w:lang w:val="en-US"/>
               </w:rPr>
               <w:t xml:space="preserve"> </w:t>
@@ -932,6 +1015,7 @@
                 <w:b/>
                 <w:bCs/>
                 <w:noProof/>
+                <w:sz w:val="22"/>
                 <w:lang w:val="en-US"/>
               </w:rPr>
             </w:pPr>
@@ -940,6 +1024,7 @@
                 <w:b/>
                 <w:bCs/>
                 <w:noProof/>
+                <w:sz w:val="22"/>
                 <w:lang w:val="en-US"/>
               </w:rPr>
               <w:drawing>
@@ -966,7 +1051,7 @@
                           <pic:cNvPicPr/>
                         </pic:nvPicPr>
                         <pic:blipFill>
-                          <a:blip r:embed="rId16" cstate="print">
+                          <a:blip r:embed="rId17" cstate="print">
                             <a:extLst>
                               <a:ext uri="{28A0092B-C50C-407E-A947-70E740481C1C}">
                                 <a14:useLocalDpi xmlns:a14="http://schemas.microsoft.com/office/drawing/2010/main" val="0"/>
@@ -1003,6 +1088,7 @@
                 <w:b/>
                 <w:bCs/>
                 <w:noProof/>
+                <w:sz w:val="22"/>
                 <w:lang w:val="en-US"/>
               </w:rPr>
               <w:t xml:space="preserve">      </w:t>
@@ -1015,6 +1101,7 @@
                 <w:b/>
                 <w:bCs/>
                 <w:noProof/>
+                <w:sz w:val="22"/>
                 <w:lang w:val="en-US"/>
               </w:rPr>
             </w:pPr>
@@ -1023,6 +1110,7 @@
                 <w:b/>
                 <w:bCs/>
                 <w:noProof/>
+                <w:sz w:val="22"/>
                 <w:lang w:val="en-US"/>
               </w:rPr>
               <w:t xml:space="preserve"> </w:t>
@@ -1035,6 +1123,7 @@
                 <w:b/>
                 <w:bCs/>
                 <w:noProof/>
+                <w:sz w:val="22"/>
                 <w:lang w:val="en-US"/>
               </w:rPr>
             </w:pPr>
@@ -1046,6 +1135,7 @@
                 <w:b/>
                 <w:bCs/>
                 <w:noProof/>
+                <w:sz w:val="22"/>
                 <w:lang w:val="en-US"/>
               </w:rPr>
             </w:pPr>
@@ -1057,6 +1147,7 @@
                 <w:b/>
                 <w:bCs/>
                 <w:noProof/>
+                <w:sz w:val="22"/>
                 <w:lang w:val="en-US"/>
               </w:rPr>
             </w:pPr>
@@ -1068,6 +1159,7 @@
                 <w:b/>
                 <w:bCs/>
                 <w:noProof/>
+                <w:sz w:val="22"/>
                 <w:lang w:val="en-US"/>
               </w:rPr>
             </w:pPr>
@@ -1079,6 +1171,7 @@
                 <w:b/>
                 <w:bCs/>
                 <w:noProof/>
+                <w:sz w:val="22"/>
                 <w:lang w:val="en-US"/>
               </w:rPr>
             </w:pPr>
@@ -1090,6 +1183,7 @@
                 <w:b/>
                 <w:bCs/>
                 <w:noProof/>
+                <w:sz w:val="22"/>
                 <w:lang w:val="en-US"/>
               </w:rPr>
             </w:pPr>
@@ -1101,6 +1195,7 @@
                 <w:b/>
                 <w:bCs/>
                 <w:noProof/>
+                <w:sz w:val="22"/>
                 <w:lang w:val="en-US"/>
               </w:rPr>
             </w:pPr>
@@ -1112,6 +1207,7 @@
                 <w:b/>
                 <w:bCs/>
                 <w:noProof/>
+                <w:sz w:val="22"/>
                 <w:lang w:val="en-US"/>
               </w:rPr>
             </w:pPr>
@@ -1131,13 +1227,15 @@
               <w:rPr>
                 <w:b/>
                 <w:bCs/>
-                <w:lang w:val="en-US"/>
-              </w:rPr>
-            </w:pPr>
-            <w:r>
-              <w:rPr>
-                <w:b/>
-                <w:bCs/>
+                <w:sz w:val="22"/>
+                <w:lang w:val="en-US"/>
+              </w:rPr>
+            </w:pPr>
+            <w:r>
+              <w:rPr>
+                <w:b/>
+                <w:bCs/>
+                <w:sz w:val="22"/>
                 <w:lang w:val="en-US"/>
               </w:rPr>
               <w:t xml:space="preserve">Step 4: </w:t>
@@ -1146,6 +1244,7 @@
               <w:rPr>
                 <w:b/>
                 <w:bCs/>
+                <w:sz w:val="22"/>
                 <w:lang w:val="en-US"/>
               </w:rPr>
               <w:t>Pry the Toy Open</w:t>
@@ -1156,18 +1255,21 @@
               <w:rPr>
                 <w:b/>
                 <w:bCs/>
-                <w:lang w:val="en-US"/>
-              </w:rPr>
-            </w:pPr>
-          </w:p>
-          <w:p>
-            <w:pPr>
-              <w:rPr>
-                <w:lang w:val="en-US"/>
-              </w:rPr>
-            </w:pPr>
-            <w:r>
-              <w:rPr>
+                <w:sz w:val="22"/>
+                <w:lang w:val="en-US"/>
+              </w:rPr>
+            </w:pPr>
+          </w:p>
+          <w:p>
+            <w:pPr>
+              <w:rPr>
+                <w:sz w:val="22"/>
+                <w:lang w:val="en-US"/>
+              </w:rPr>
+            </w:pPr>
+            <w:r>
+              <w:rPr>
+                <w:sz w:val="22"/>
                 <w:lang w:val="en-US"/>
               </w:rPr>
               <w:t>Gently pry the toy open to access the internal electronics</w:t>
@@ -1186,6 +1288,7 @@
                 <w:b/>
                 <w:bCs/>
                 <w:noProof/>
+                <w:sz w:val="22"/>
                 <w:lang w:val="en-US"/>
               </w:rPr>
             </w:pPr>
@@ -1194,6 +1297,7 @@
                 <w:b/>
                 <w:bCs/>
                 <w:noProof/>
+                <w:sz w:val="22"/>
                 <w:lang w:val="en-US"/>
               </w:rPr>
               <w:drawing>
@@ -1220,7 +1324,7 @@
                           <pic:cNvPicPr/>
                         </pic:nvPicPr>
                         <pic:blipFill>
-                          <a:blip r:embed="rId17" cstate="print">
+                          <a:blip r:embed="rId18" cstate="print">
                             <a:extLst>
                               <a:ext uri="{28A0092B-C50C-407E-A947-70E740481C1C}">
                                 <a14:useLocalDpi xmlns:a14="http://schemas.microsoft.com/office/drawing/2010/main" val="0"/>
@@ -1268,13 +1372,15 @@
               <w:rPr>
                 <w:b/>
                 <w:bCs/>
-                <w:lang w:val="en-US"/>
-              </w:rPr>
-            </w:pPr>
-            <w:r>
-              <w:rPr>
-                <w:b/>
-                <w:bCs/>
+                <w:sz w:val="22"/>
+                <w:lang w:val="en-US"/>
+              </w:rPr>
+            </w:pPr>
+            <w:r>
+              <w:rPr>
+                <w:b/>
+                <w:bCs/>
+                <w:sz w:val="22"/>
                 <w:lang w:val="en-US"/>
               </w:rPr>
               <w:t xml:space="preserve">Step 5: </w:t>
@@ -1283,6 +1389,7 @@
               <w:rPr>
                 <w:b/>
                 <w:bCs/>
+                <w:sz w:val="22"/>
                 <w:lang w:val="en-US"/>
               </w:rPr>
               <w:t>Detach the Switch PCB</w:t>
@@ -1291,30 +1398,35 @@
           <w:p>
             <w:pPr>
               <w:rPr>
-                <w:lang w:val="en-US"/>
-              </w:rPr>
-            </w:pPr>
-          </w:p>
-          <w:p>
-            <w:pPr>
-              <w:rPr>
-                <w:lang w:val="en-US"/>
-              </w:rPr>
-            </w:pPr>
-            <w:r>
-              <w:rPr>
+                <w:sz w:val="22"/>
+                <w:lang w:val="en-US"/>
+              </w:rPr>
+            </w:pPr>
+          </w:p>
+          <w:p>
+            <w:pPr>
+              <w:rPr>
+                <w:sz w:val="22"/>
+                <w:lang w:val="en-US"/>
+              </w:rPr>
+            </w:pPr>
+            <w:r>
+              <w:rPr>
+                <w:sz w:val="22"/>
                 <w:lang w:val="en-US"/>
               </w:rPr>
               <w:t>Unscrew the two screw</w:t>
             </w:r>
             <w:r>
               <w:rPr>
+                <w:sz w:val="22"/>
                 <w:lang w:val="en-US"/>
               </w:rPr>
               <w:t>s</w:t>
             </w:r>
             <w:r>
               <w:rPr>
+                <w:sz w:val="22"/>
                 <w:lang w:val="en-US"/>
               </w:rPr>
               <w:t xml:space="preserve"> on the main switch PCB. This will allow us to access the solder points on the other side</w:t>
@@ -1331,12 +1443,14 @@
               <w:jc w:val="center"/>
               <w:rPr>
                 <w:noProof/>
+                <w:sz w:val="22"/>
                 <w:lang w:val="en-US"/>
               </w:rPr>
             </w:pPr>
             <w:r>
               <w:rPr>
                 <w:noProof/>
+                <w:sz w:val="22"/>
                 <w:lang w:val="en-US"/>
               </w:rPr>
               <w:drawing>
@@ -1363,7 +1477,7 @@
                           <pic:cNvPicPr/>
                         </pic:nvPicPr>
                         <pic:blipFill>
-                          <a:blip r:embed="rId18" cstate="print">
+                          <a:blip r:embed="rId19" cstate="print">
                             <a:extLst>
                               <a:ext uri="{28A0092B-C50C-407E-A947-70E740481C1C}">
                                 <a14:useLocalDpi xmlns:a14="http://schemas.microsoft.com/office/drawing/2010/main" val="0"/>
@@ -1411,13 +1525,15 @@
               <w:rPr>
                 <w:b/>
                 <w:bCs/>
-                <w:lang w:val="en-US"/>
-              </w:rPr>
-            </w:pPr>
-            <w:r>
-              <w:rPr>
-                <w:b/>
-                <w:bCs/>
+                <w:sz w:val="22"/>
+                <w:lang w:val="en-US"/>
+              </w:rPr>
+            </w:pPr>
+            <w:r>
+              <w:rPr>
+                <w:b/>
+                <w:bCs/>
+                <w:sz w:val="22"/>
                 <w:lang w:val="en-US"/>
               </w:rPr>
               <w:lastRenderedPageBreak/>
@@ -1427,6 +1543,7 @@
               <w:rPr>
                 <w:b/>
                 <w:bCs/>
+                <w:sz w:val="22"/>
                 <w:lang w:val="en-US"/>
               </w:rPr>
               <w:t>Cut and prepare 2 wires</w:t>
@@ -1435,24 +1552,28 @@
           <w:p>
             <w:pPr>
               <w:rPr>
-                <w:lang w:val="en-US"/>
-              </w:rPr>
-            </w:pPr>
-          </w:p>
-          <w:p>
-            <w:pPr>
-              <w:rPr>
-                <w:lang w:val="en-US"/>
-              </w:rPr>
-            </w:pPr>
-            <w:r>
-              <w:rPr>
+                <w:sz w:val="22"/>
+                <w:lang w:val="en-US"/>
+              </w:rPr>
+            </w:pPr>
+          </w:p>
+          <w:p>
+            <w:pPr>
+              <w:rPr>
+                <w:sz w:val="22"/>
+                <w:lang w:val="en-US"/>
+              </w:rPr>
+            </w:pPr>
+            <w:r>
+              <w:rPr>
+                <w:sz w:val="22"/>
                 <w:lang w:val="en-US"/>
               </w:rPr>
               <w:t xml:space="preserve">Cut two pieces of wire about 10-15 cm long. Using wire strippers, </w:t>
             </w:r>
             <w:r>
               <w:rPr>
+                <w:sz w:val="22"/>
                 <w:lang w:val="en-US"/>
               </w:rPr>
               <w:t>remove the plastic insulation from the last 2 cm on each end</w:t>
@@ -1469,12 +1590,14 @@
               <w:jc w:val="center"/>
               <w:rPr>
                 <w:noProof/>
+                <w:sz w:val="22"/>
                 <w:lang w:val="en-US"/>
               </w:rPr>
             </w:pPr>
             <w:r>
               <w:rPr>
                 <w:noProof/>
+                <w:sz w:val="22"/>
               </w:rPr>
               <w:drawing>
                 <wp:anchor distT="0" distB="0" distL="114300" distR="114300" simplePos="0" relativeHeight="251663360" behindDoc="0" locked="0" layoutInCell="1" allowOverlap="1" wp14:anchorId="70DC7F70" wp14:editId="2304FEBA">
@@ -1502,7 +1625,7 @@
                           </pic:cNvPicPr>
                         </pic:nvPicPr>
                         <pic:blipFill>
-                          <a:blip r:embed="rId19">
+                          <a:blip r:embed="rId20">
                             <a:extLst>
                               <a:ext uri="{28A0092B-C50C-407E-A947-70E740481C1C}">
                                 <a14:useLocalDpi xmlns:a14="http://schemas.microsoft.com/office/drawing/2010/main" val="0"/>
@@ -1555,13 +1678,15 @@
               <w:rPr>
                 <w:b/>
                 <w:bCs/>
-                <w:lang w:val="en-US"/>
-              </w:rPr>
-            </w:pPr>
-            <w:r>
-              <w:rPr>
-                <w:b/>
-                <w:bCs/>
+                <w:sz w:val="22"/>
+                <w:lang w:val="en-US"/>
+              </w:rPr>
+            </w:pPr>
+            <w:r>
+              <w:rPr>
+                <w:b/>
+                <w:bCs/>
+                <w:sz w:val="22"/>
                 <w:lang w:val="en-US"/>
               </w:rPr>
               <w:t xml:space="preserve">Step 7: Tin </w:t>
@@ -1570,6 +1695,7 @@
               <w:rPr>
                 <w:b/>
                 <w:bCs/>
+                <w:sz w:val="22"/>
                 <w:lang w:val="en-US"/>
               </w:rPr>
               <w:t>one end on each wire</w:t>
@@ -1578,24 +1704,28 @@
           <w:p>
             <w:pPr>
               <w:rPr>
-                <w:lang w:val="en-US"/>
-              </w:rPr>
-            </w:pPr>
-          </w:p>
-          <w:p>
-            <w:pPr>
-              <w:rPr>
-                <w:lang w:val="en-US"/>
-              </w:rPr>
-            </w:pPr>
-            <w:r>
-              <w:rPr>
+                <w:sz w:val="22"/>
+                <w:lang w:val="en-US"/>
+              </w:rPr>
+            </w:pPr>
+          </w:p>
+          <w:p>
+            <w:pPr>
+              <w:rPr>
+                <w:sz w:val="22"/>
+                <w:lang w:val="en-US"/>
+              </w:rPr>
+            </w:pPr>
+            <w:r>
+              <w:rPr>
+                <w:sz w:val="22"/>
                 <w:lang w:val="en-US"/>
               </w:rPr>
               <w:t xml:space="preserve">Twist one end of each wire so that the individual strands are tight, then </w:t>
             </w:r>
             <w:r>
               <w:rPr>
+                <w:sz w:val="22"/>
                 <w:lang w:val="en-US"/>
               </w:rPr>
               <w:t>heat the wire with the soldering iron, then apply some solder to the wire</w:t>
@@ -1612,12 +1742,14 @@
               <w:jc w:val="center"/>
               <w:rPr>
                 <w:noProof/>
+                <w:sz w:val="22"/>
                 <w:lang w:val="en-US"/>
               </w:rPr>
             </w:pPr>
             <w:r>
               <w:rPr>
                 <w:noProof/>
+                <w:sz w:val="22"/>
                 <w:lang w:val="en-US"/>
               </w:rPr>
               <w:drawing>
@@ -1638,7 +1770,7 @@
                           </pic:cNvPicPr>
                         </pic:nvPicPr>
                         <pic:blipFill>
-                          <a:blip r:embed="rId20" cstate="print">
+                          <a:blip r:embed="rId21" cstate="print">
                             <a:extLst>
                               <a:ext uri="{28A0092B-C50C-407E-A947-70E740481C1C}">
                                 <a14:useLocalDpi xmlns:a14="http://schemas.microsoft.com/office/drawing/2010/main" val="0"/>
@@ -1682,13 +1814,15 @@
               <w:rPr>
                 <w:b/>
                 <w:bCs/>
-                <w:lang w:val="en-US"/>
-              </w:rPr>
-            </w:pPr>
-            <w:r>
-              <w:rPr>
-                <w:b/>
-                <w:bCs/>
+                <w:sz w:val="22"/>
+                <w:lang w:val="en-US"/>
+              </w:rPr>
+            </w:pPr>
+            <w:r>
+              <w:rPr>
+                <w:b/>
+                <w:bCs/>
+                <w:sz w:val="22"/>
                 <w:lang w:val="en-US"/>
               </w:rPr>
               <w:t xml:space="preserve">Step 8: </w:t>
@@ -1697,6 +1831,7 @@
               <w:rPr>
                 <w:b/>
                 <w:bCs/>
+                <w:sz w:val="22"/>
                 <w:lang w:val="en-US"/>
               </w:rPr>
               <w:t xml:space="preserve">Solder the </w:t>
@@ -1705,6 +1840,7 @@
               <w:rPr>
                 <w:b/>
                 <w:bCs/>
+                <w:sz w:val="22"/>
                 <w:lang w:val="en-US"/>
               </w:rPr>
               <w:t>wires into place on the PCB</w:t>
@@ -1713,38 +1849,44 @@
           <w:p>
             <w:pPr>
               <w:rPr>
-                <w:lang w:val="en-US"/>
-              </w:rPr>
-            </w:pPr>
-          </w:p>
-          <w:p>
-            <w:pPr>
-              <w:rPr>
-                <w:b/>
-                <w:bCs/>
-                <w:lang w:val="en-US"/>
-              </w:rPr>
-            </w:pPr>
-            <w:r>
-              <w:rPr>
+                <w:sz w:val="22"/>
+                <w:lang w:val="en-US"/>
+              </w:rPr>
+            </w:pPr>
+          </w:p>
+          <w:p>
+            <w:pPr>
+              <w:rPr>
+                <w:b/>
+                <w:bCs/>
+                <w:sz w:val="22"/>
+                <w:lang w:val="en-US"/>
+              </w:rPr>
+            </w:pPr>
+            <w:r>
+              <w:rPr>
+                <w:sz w:val="22"/>
                 <w:lang w:val="en-US"/>
               </w:rPr>
               <w:t xml:space="preserve">With the tinned wire in one hand and the soldering iron in the other, </w:t>
             </w:r>
             <w:r>
               <w:rPr>
+                <w:sz w:val="22"/>
                 <w:lang w:val="en-US"/>
               </w:rPr>
               <w:t xml:space="preserve">heat the solder on the </w:t>
             </w:r>
             <w:r>
               <w:rPr>
+                <w:sz w:val="22"/>
                 <w:lang w:val="en-US"/>
               </w:rPr>
               <w:t xml:space="preserve">highlighted spots on the </w:t>
             </w:r>
             <w:r>
               <w:rPr>
+                <w:sz w:val="22"/>
                 <w:lang w:val="en-US"/>
               </w:rPr>
               <w:t>PCB, then insert the tinned wire. Remove the iron and the wire should stay in place</w:t>
@@ -1761,12 +1903,14 @@
               <w:jc w:val="center"/>
               <w:rPr>
                 <w:noProof/>
+                <w:sz w:val="22"/>
                 <w:lang w:val="en-US"/>
               </w:rPr>
             </w:pPr>
             <w:r>
               <w:rPr>
                 <w:noProof/>
+                <w:sz w:val="22"/>
                 <w:lang w:val="en-US"/>
               </w:rPr>
               <w:drawing>
@@ -1793,7 +1937,7 @@
                           <pic:cNvPicPr/>
                         </pic:nvPicPr>
                         <pic:blipFill>
-                          <a:blip r:embed="rId21" cstate="print">
+                          <a:blip r:embed="rId22" cstate="print">
                             <a:extLst>
                               <a:ext uri="{28A0092B-C50C-407E-A947-70E740481C1C}">
                                 <a14:useLocalDpi xmlns:a14="http://schemas.microsoft.com/office/drawing/2010/main" val="0"/>
@@ -1841,13 +1985,15 @@
               <w:rPr>
                 <w:b/>
                 <w:bCs/>
-                <w:lang w:val="en-US"/>
-              </w:rPr>
-            </w:pPr>
-            <w:r>
-              <w:rPr>
-                <w:b/>
-                <w:bCs/>
+                <w:sz w:val="22"/>
+                <w:lang w:val="en-US"/>
+              </w:rPr>
+            </w:pPr>
+            <w:r>
+              <w:rPr>
+                <w:b/>
+                <w:bCs/>
+                <w:sz w:val="22"/>
                 <w:lang w:val="en-US"/>
               </w:rPr>
               <w:lastRenderedPageBreak/>
@@ -1859,24 +2005,28 @@
               <w:rPr>
                 <w:b/>
                 <w:bCs/>
-                <w:lang w:val="en-US"/>
-              </w:rPr>
-            </w:pPr>
-          </w:p>
-          <w:p>
-            <w:pPr>
-              <w:rPr>
-                <w:lang w:val="en-US"/>
-              </w:rPr>
-            </w:pPr>
-            <w:r>
-              <w:rPr>
+                <w:sz w:val="22"/>
+                <w:lang w:val="en-US"/>
+              </w:rPr>
+            </w:pPr>
+          </w:p>
+          <w:p>
+            <w:pPr>
+              <w:rPr>
+                <w:sz w:val="22"/>
+                <w:lang w:val="en-US"/>
+              </w:rPr>
+            </w:pPr>
+            <w:r>
+              <w:rPr>
+                <w:sz w:val="22"/>
                 <w:lang w:val="en-US"/>
               </w:rPr>
               <w:t xml:space="preserve">Check that the new wires and solder aren’t touching other parts of the </w:t>
             </w:r>
             <w:r>
               <w:rPr>
+                <w:sz w:val="22"/>
                 <w:lang w:val="en-US"/>
               </w:rPr>
               <w:t>PCB</w:t>
@@ -1892,6 +2042,7 @@
             <w:pPr>
               <w:rPr>
                 <w:noProof/>
+                <w:sz w:val="22"/>
               </w:rPr>
             </w:pPr>
           </w:p>
@@ -1899,6 +2050,7 @@
             <w:pPr>
               <w:rPr>
                 <w:noProof/>
+                <w:sz w:val="22"/>
               </w:rPr>
             </w:pPr>
           </w:p>
@@ -1906,6 +2058,7 @@
             <w:pPr>
               <w:rPr>
                 <w:noProof/>
+                <w:sz w:val="22"/>
               </w:rPr>
             </w:pPr>
           </w:p>
@@ -1913,6 +2066,7 @@
             <w:pPr>
               <w:rPr>
                 <w:noProof/>
+                <w:sz w:val="22"/>
               </w:rPr>
             </w:pPr>
           </w:p>
@@ -1920,6 +2074,7 @@
             <w:pPr>
               <w:rPr>
                 <w:noProof/>
+                <w:sz w:val="22"/>
               </w:rPr>
             </w:pPr>
           </w:p>
@@ -1927,6 +2082,7 @@
             <w:pPr>
               <w:rPr>
                 <w:noProof/>
+                <w:sz w:val="22"/>
               </w:rPr>
             </w:pPr>
           </w:p>
@@ -1934,6 +2090,7 @@
             <w:pPr>
               <w:rPr>
                 <w:noProof/>
+                <w:sz w:val="22"/>
               </w:rPr>
             </w:pPr>
           </w:p>
@@ -1941,6 +2098,7 @@
             <w:pPr>
               <w:rPr>
                 <w:noProof/>
+                <w:sz w:val="22"/>
               </w:rPr>
             </w:pPr>
           </w:p>
@@ -1948,6 +2106,7 @@
             <w:pPr>
               <w:rPr>
                 <w:noProof/>
+                <w:sz w:val="22"/>
               </w:rPr>
             </w:pPr>
           </w:p>
@@ -1955,6 +2114,7 @@
             <w:pPr>
               <w:rPr>
                 <w:noProof/>
+                <w:sz w:val="22"/>
               </w:rPr>
             </w:pPr>
           </w:p>
@@ -1962,11 +2122,13 @@
             <w:pPr>
               <w:rPr>
                 <w:noProof/>
+                <w:sz w:val="22"/>
               </w:rPr>
             </w:pPr>
             <w:r>
               <w:rPr>
                 <w:noProof/>
+                <w:sz w:val="22"/>
               </w:rPr>
               <w:drawing>
                 <wp:anchor distT="0" distB="0" distL="114300" distR="114300" simplePos="0" relativeHeight="251665408" behindDoc="0" locked="0" layoutInCell="1" allowOverlap="1" wp14:anchorId="6F1B7117" wp14:editId="5ABF6046">
@@ -1994,7 +2156,7 @@
                           </pic:cNvPicPr>
                         </pic:nvPicPr>
                         <pic:blipFill>
-                          <a:blip r:embed="rId22" cstate="print">
+                          <a:blip r:embed="rId23" cstate="print">
                             <a:extLst>
                               <a:ext uri="{28A0092B-C50C-407E-A947-70E740481C1C}">
                                 <a14:useLocalDpi xmlns:a14="http://schemas.microsoft.com/office/drawing/2010/main" val="0"/>
@@ -2047,13 +2209,15 @@
               <w:rPr>
                 <w:b/>
                 <w:bCs/>
-                <w:lang w:val="en-US"/>
-              </w:rPr>
-            </w:pPr>
-            <w:r>
-              <w:rPr>
-                <w:b/>
-                <w:bCs/>
+                <w:sz w:val="22"/>
+                <w:lang w:val="en-US"/>
+              </w:rPr>
+            </w:pPr>
+            <w:r>
+              <w:rPr>
+                <w:b/>
+                <w:bCs/>
+                <w:sz w:val="22"/>
                 <w:lang w:val="en-US"/>
               </w:rPr>
               <w:t xml:space="preserve">Step </w:t>
@@ -2062,6 +2226,7 @@
               <w:rPr>
                 <w:b/>
                 <w:bCs/>
+                <w:sz w:val="22"/>
                 <w:lang w:val="en-US"/>
               </w:rPr>
               <w:t>10</w:t>
@@ -2070,6 +2235,7 @@
               <w:rPr>
                 <w:b/>
                 <w:bCs/>
+                <w:sz w:val="22"/>
                 <w:lang w:val="en-US"/>
               </w:rPr>
               <w:t>: Solder the Wires to the Switch Jack</w:t>
@@ -2080,33 +2246,31 @@
               <w:rPr>
                 <w:b/>
                 <w:bCs/>
-                <w:lang w:val="en-US"/>
-              </w:rPr>
-            </w:pPr>
-          </w:p>
-          <w:p>
-            <w:pPr>
-              <w:rPr>
-                <w:lang w:val="en-US"/>
-              </w:rPr>
-            </w:pPr>
-            <w:r>
-              <w:rPr>
-                <w:lang w:val="en-US"/>
-              </w:rPr>
-              <w:t>Solder the wires to the 2 legs closest to the threaded end</w:t>
-            </w:r>
-            <w:r>
-              <w:rPr>
-                <w:lang w:val="en-US"/>
-              </w:rPr>
-              <w:t>.</w:t>
+                <w:sz w:val="22"/>
+                <w:lang w:val="en-US"/>
+              </w:rPr>
+            </w:pPr>
+          </w:p>
+          <w:p>
+            <w:pPr>
+              <w:rPr>
+                <w:sz w:val="22"/>
+                <w:lang w:val="en-US"/>
+              </w:rPr>
+            </w:pPr>
+            <w:r>
+              <w:rPr>
+                <w:sz w:val="22"/>
+                <w:lang w:val="en-US"/>
+              </w:rPr>
+              <w:t>Solder the wires to the 2 legs closest to the threaded end.</w:t>
             </w:r>
           </w:p>
           <w:p>
             <w:pPr>
               <w:jc w:val="center"/>
               <w:rPr>
+                <w:sz w:val="22"/>
                 <w:lang w:val="en-US"/>
               </w:rPr>
             </w:pPr>
@@ -2121,12 +2285,14 @@
             <w:pPr>
               <w:rPr>
                 <w:noProof/>
+                <w:sz w:val="22"/>
                 <w:lang w:val="en-US"/>
               </w:rPr>
             </w:pPr>
             <w:r>
               <w:rPr>
                 <w:noProof/>
+                <w:sz w:val="22"/>
                 <w:lang w:val="en-US"/>
               </w:rPr>
               <mc:AlternateContent>
@@ -2165,7 +2331,7 @@
                                 </pic:cNvPicPr>
                               </pic:nvPicPr>
                               <pic:blipFill rotWithShape="1">
-                                <a:blip r:embed="rId23" cstate="print">
+                                <a:blip r:embed="rId24" cstate="print">
                                   <a:extLst>
                                     <a:ext uri="{28A0092B-C50C-407E-A947-70E740481C1C}">
                                       <a14:useLocalDpi xmlns:a14="http://schemas.microsoft.com/office/drawing/2010/main" val="0"/>
@@ -2335,7 +2501,7 @@
                         <o:lock v:ext="edit" aspectratio="t"/>
                       </v:shapetype>
                       <v:shape id="Picture 5" o:spid="_x0000_s1027" type="#_x0000_t75" style="position:absolute;left:898;width:9729;height:7639;rotation:-1096095fd;flip:x;visibility:visible;mso-wrap-style:square" o:gfxdata="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">
-                        <v:imagedata r:id="rId24" o:title="" croptop="14255f" cropbottom="16583f" cropleft="6599f" cropright="28275f"/>
+                        <v:imagedata r:id="rId25" o:title="" croptop="14255f" cropbottom="16583f" cropleft="6599f" cropright="28275f"/>
                       </v:shape>
                       <v:shapetype id="_x0000_t32" coordsize="21600,21600" o:spt="32" o:oned="t" path="m,l21600,21600e" filled="f">
                         <v:path arrowok="t" fillok="f" o:connecttype="none"/>
@@ -2362,6 +2528,7 @@
                 <w:b/>
                 <w:bCs/>
                 <w:noProof/>
+                <w:sz w:val="22"/>
                 <w:lang w:val="en-US"/>
               </w:rPr>
               <w:drawing>
@@ -2382,7 +2549,7 @@
                           </pic:cNvPicPr>
                         </pic:nvPicPr>
                         <pic:blipFill rotWithShape="1">
-                          <a:blip r:embed="rId25" cstate="print">
+                          <a:blip r:embed="rId26" cstate="print">
                             <a:extLst>
                               <a:ext uri="{28A0092B-C50C-407E-A947-70E740481C1C}">
                                 <a14:useLocalDpi xmlns:a14="http://schemas.microsoft.com/office/drawing/2010/main" val="0"/>
@@ -2432,13 +2599,15 @@
               <w:rPr>
                 <w:b/>
                 <w:bCs/>
-                <w:lang w:val="en-US"/>
-              </w:rPr>
-            </w:pPr>
-            <w:r>
-              <w:rPr>
-                <w:b/>
-                <w:bCs/>
+                <w:sz w:val="22"/>
+                <w:lang w:val="en-US"/>
+              </w:rPr>
+            </w:pPr>
+            <w:r>
+              <w:rPr>
+                <w:b/>
+                <w:bCs/>
+                <w:sz w:val="22"/>
                 <w:lang w:val="en-US"/>
               </w:rPr>
               <w:t>Step 11: Test!</w:t>
@@ -2449,24 +2618,28 @@
               <w:rPr>
                 <w:b/>
                 <w:bCs/>
-                <w:lang w:val="en-US"/>
-              </w:rPr>
-            </w:pPr>
-          </w:p>
-          <w:p>
-            <w:pPr>
-              <w:rPr>
-                <w:lang w:val="en-US"/>
-              </w:rPr>
-            </w:pPr>
-            <w:r>
-              <w:rPr>
+                <w:sz w:val="22"/>
+                <w:lang w:val="en-US"/>
+              </w:rPr>
+            </w:pPr>
+          </w:p>
+          <w:p>
+            <w:pPr>
+              <w:rPr>
+                <w:sz w:val="22"/>
+                <w:lang w:val="en-US"/>
+              </w:rPr>
+            </w:pPr>
+            <w:r>
+              <w:rPr>
+                <w:sz w:val="22"/>
                 <w:lang w:val="en-US"/>
               </w:rPr>
               <w:t xml:space="preserve">Insert 3 batteries into the </w:t>
             </w:r>
             <w:r>
               <w:rPr>
+                <w:sz w:val="22"/>
                 <w:lang w:val="en-US"/>
               </w:rPr>
               <w:t xml:space="preserve">toy, then plug a switch into the switch jack. The toy should start playing music when you touch the switch. </w:t>
@@ -2475,6 +2648,7 @@
           <w:p>
             <w:pPr>
               <w:rPr>
+                <w:sz w:val="22"/>
                 <w:lang w:val="en-US"/>
               </w:rPr>
             </w:pPr>
@@ -2490,6 +2664,7 @@
               <w:jc w:val="center"/>
               <w:rPr>
                 <w:noProof/>
+                <w:sz w:val="22"/>
                 <w:lang w:val="en-US"/>
               </w:rPr>
             </w:pPr>
@@ -2509,13 +2684,15 @@
               <w:rPr>
                 <w:b/>
                 <w:bCs/>
-                <w:lang w:val="en-US"/>
-              </w:rPr>
-            </w:pPr>
-            <w:r>
-              <w:rPr>
-                <w:b/>
-                <w:bCs/>
+                <w:sz w:val="22"/>
+                <w:lang w:val="en-US"/>
+              </w:rPr>
+            </w:pPr>
+            <w:r>
+              <w:rPr>
+                <w:b/>
+                <w:bCs/>
+                <w:sz w:val="22"/>
                 <w:lang w:val="en-US"/>
               </w:rPr>
               <w:lastRenderedPageBreak/>
@@ -2525,6 +2702,7 @@
               <w:rPr>
                 <w:b/>
                 <w:bCs/>
+                <w:sz w:val="22"/>
                 <w:lang w:val="en-US"/>
               </w:rPr>
               <w:t>1</w:t>
@@ -2533,6 +2711,7 @@
               <w:rPr>
                 <w:b/>
                 <w:bCs/>
+                <w:sz w:val="22"/>
                 <w:lang w:val="en-US"/>
               </w:rPr>
               <w:t>2</w:t>
@@ -2541,6 +2720,7 @@
               <w:rPr>
                 <w:b/>
                 <w:bCs/>
+                <w:sz w:val="22"/>
                 <w:lang w:val="en-US"/>
               </w:rPr>
               <w:t>: Drill a hole in the toy</w:t>
@@ -2551,24 +2731,28 @@
               <w:rPr>
                 <w:b/>
                 <w:bCs/>
-                <w:lang w:val="en-US"/>
-              </w:rPr>
-            </w:pPr>
-          </w:p>
-          <w:p>
-            <w:pPr>
-              <w:rPr>
-                <w:lang w:val="en-US"/>
-              </w:rPr>
-            </w:pPr>
-            <w:r>
-              <w:rPr>
+                <w:sz w:val="22"/>
+                <w:lang w:val="en-US"/>
+              </w:rPr>
+            </w:pPr>
+          </w:p>
+          <w:p>
+            <w:pPr>
+              <w:rPr>
+                <w:sz w:val="22"/>
+                <w:lang w:val="en-US"/>
+              </w:rPr>
+            </w:pPr>
+            <w:r>
+              <w:rPr>
+                <w:sz w:val="22"/>
                 <w:lang w:val="en-US"/>
               </w:rPr>
               <w:t xml:space="preserve">Using a </w:t>
             </w:r>
             <w:r>
               <w:rPr>
+                <w:sz w:val="22"/>
                 <w:lang w:val="en-US"/>
               </w:rPr>
               <w:t>drill with a 1/4” drill bit, put a hole in the toy enclosure as indicated</w:t>
@@ -2576,6 +2760,7 @@
             <w:r>
               <w:rPr>
                 <w:noProof/>
+                <w:sz w:val="22"/>
               </w:rPr>
               <w:t xml:space="preserve"> </w:t>
             </w:r>
@@ -2593,12 +2778,14 @@
                 <w:b/>
                 <w:bCs/>
                 <w:noProof/>
+                <w:sz w:val="22"/>
                 <w:lang w:val="en-US"/>
               </w:rPr>
             </w:pPr>
             <w:r>
               <w:rPr>
                 <w:noProof/>
+                <w:sz w:val="22"/>
                 <w:lang w:val="en-US"/>
               </w:rPr>
               <w:drawing>
@@ -2625,7 +2812,7 @@
                           <pic:cNvPicPr/>
                         </pic:nvPicPr>
                         <pic:blipFill>
-                          <a:blip r:embed="rId26" cstate="print">
+                          <a:blip r:embed="rId27" cstate="print">
                             <a:extLst>
                               <a:ext uri="{28A0092B-C50C-407E-A947-70E740481C1C}">
                                 <a14:useLocalDpi xmlns:a14="http://schemas.microsoft.com/office/drawing/2010/main" val="0"/>
@@ -2665,6 +2852,7 @@
                 <w:b/>
                 <w:bCs/>
                 <w:noProof/>
+                <w:sz w:val="22"/>
                 <w:lang w:val="en-US"/>
               </w:rPr>
             </w:pPr>
@@ -2676,6 +2864,7 @@
                 <w:b/>
                 <w:bCs/>
                 <w:noProof/>
+                <w:sz w:val="22"/>
                 <w:lang w:val="en-US"/>
               </w:rPr>
             </w:pPr>
@@ -2687,12 +2876,14 @@
                 <w:b/>
                 <w:bCs/>
                 <w:noProof/>
+                <w:sz w:val="22"/>
                 <w:lang w:val="en-US"/>
               </w:rPr>
             </w:pPr>
             <w:r>
               <w:rPr>
                 <w:noProof/>
+                <w:sz w:val="22"/>
                 <w:lang w:val="en-US"/>
               </w:rPr>
               <mc:AlternateContent>
@@ -2782,6 +2973,7 @@
                 <w:b/>
                 <w:bCs/>
                 <w:noProof/>
+                <w:sz w:val="22"/>
                 <w:lang w:val="en-US"/>
               </w:rPr>
             </w:pPr>
@@ -2793,6 +2985,7 @@
                 <w:b/>
                 <w:bCs/>
                 <w:noProof/>
+                <w:sz w:val="22"/>
                 <w:lang w:val="en-US"/>
               </w:rPr>
             </w:pPr>
@@ -2804,6 +2997,7 @@
                 <w:b/>
                 <w:bCs/>
                 <w:noProof/>
+                <w:sz w:val="22"/>
                 <w:lang w:val="en-US"/>
               </w:rPr>
             </w:pPr>
@@ -2815,6 +3009,7 @@
                 <w:b/>
                 <w:bCs/>
                 <w:noProof/>
+                <w:sz w:val="22"/>
                 <w:lang w:val="en-US"/>
               </w:rPr>
             </w:pPr>
@@ -2826,6 +3021,7 @@
                 <w:b/>
                 <w:bCs/>
                 <w:noProof/>
+                <w:sz w:val="22"/>
                 <w:lang w:val="en-US"/>
               </w:rPr>
             </w:pPr>
@@ -2837,6 +3033,7 @@
                 <w:b/>
                 <w:bCs/>
                 <w:noProof/>
+                <w:sz w:val="22"/>
                 <w:lang w:val="en-US"/>
               </w:rPr>
             </w:pPr>
@@ -2856,13 +3053,15 @@
               <w:rPr>
                 <w:b/>
                 <w:bCs/>
-                <w:lang w:val="en-US"/>
-              </w:rPr>
-            </w:pPr>
-            <w:r>
-              <w:rPr>
-                <w:b/>
-                <w:bCs/>
+                <w:sz w:val="22"/>
+                <w:lang w:val="en-US"/>
+              </w:rPr>
+            </w:pPr>
+            <w:r>
+              <w:rPr>
+                <w:b/>
+                <w:bCs/>
+                <w:sz w:val="22"/>
                 <w:lang w:val="en-US"/>
               </w:rPr>
               <w:t xml:space="preserve">Step </w:t>
@@ -2871,6 +3070,7 @@
               <w:rPr>
                 <w:b/>
                 <w:bCs/>
+                <w:sz w:val="22"/>
                 <w:lang w:val="en-US"/>
               </w:rPr>
               <w:t>1</w:t>
@@ -2879,6 +3079,7 @@
               <w:rPr>
                 <w:b/>
                 <w:bCs/>
+                <w:sz w:val="22"/>
                 <w:lang w:val="en-US"/>
               </w:rPr>
               <w:t>3</w:t>
@@ -2887,6 +3088,7 @@
               <w:rPr>
                 <w:b/>
                 <w:bCs/>
+                <w:sz w:val="22"/>
                 <w:lang w:val="en-US"/>
               </w:rPr>
               <w:t>: Install the Jack Nut</w:t>
@@ -2897,18 +3099,21 @@
               <w:rPr>
                 <w:b/>
                 <w:bCs/>
-                <w:lang w:val="en-US"/>
-              </w:rPr>
-            </w:pPr>
-          </w:p>
-          <w:p>
-            <w:pPr>
-              <w:rPr>
-                <w:lang w:val="en-US"/>
-              </w:rPr>
-            </w:pPr>
-            <w:r>
-              <w:rPr>
+                <w:sz w:val="22"/>
+                <w:lang w:val="en-US"/>
+              </w:rPr>
+            </w:pPr>
+          </w:p>
+          <w:p>
+            <w:pPr>
+              <w:rPr>
+                <w:sz w:val="22"/>
+                <w:lang w:val="en-US"/>
+              </w:rPr>
+            </w:pPr>
+            <w:r>
+              <w:rPr>
+                <w:sz w:val="22"/>
                 <w:lang w:val="en-US"/>
               </w:rPr>
               <w:t>This will keep the jack locked to the side of the toy enclosure</w:t>
@@ -2925,14 +3130,14 @@
               <w:spacing w:before="100" w:beforeAutospacing="1" w:after="100" w:afterAutospacing="1"/>
               <w:rPr>
                 <w:rFonts w:ascii="Times New Roman" w:eastAsia="Times New Roman" w:hAnsi="Times New Roman" w:cs="Times New Roman"/>
-                <w:sz w:val="24"/>
-                <w:szCs w:val="24"/>
+                <w:sz w:val="22"/>
                 <w:lang w:eastAsia="en-CA"/>
               </w:rPr>
             </w:pPr>
             <w:r>
               <w:rPr>
                 <w:noProof/>
+                <w:sz w:val="22"/>
               </w:rPr>
               <w:drawing>
                 <wp:anchor distT="0" distB="0" distL="114300" distR="114300" simplePos="0" relativeHeight="251668480" behindDoc="0" locked="0" layoutInCell="1" allowOverlap="1" wp14:anchorId="35B1D490" wp14:editId="102FB6B8">
@@ -2958,7 +3163,7 @@
                           <pic:cNvPicPr/>
                         </pic:nvPicPr>
                         <pic:blipFill>
-                          <a:blip r:embed="rId27">
+                          <a:blip r:embed="rId28">
                             <a:extLst>
                               <a:ext uri="{28A0092B-C50C-407E-A947-70E740481C1C}">
                                 <a14:useLocalDpi xmlns:a14="http://schemas.microsoft.com/office/drawing/2010/main" val="0"/>
@@ -2996,8 +3201,7 @@
               <w:spacing w:before="100" w:beforeAutospacing="1" w:after="100" w:afterAutospacing="1"/>
               <w:rPr>
                 <w:rFonts w:ascii="Times New Roman" w:eastAsia="Times New Roman" w:hAnsi="Times New Roman" w:cs="Times New Roman"/>
-                <w:sz w:val="24"/>
-                <w:szCs w:val="24"/>
+                <w:sz w:val="22"/>
                 <w:lang w:eastAsia="en-CA"/>
               </w:rPr>
             </w:pPr>
@@ -3007,8 +3211,7 @@
               <w:spacing w:before="100" w:beforeAutospacing="1" w:after="100" w:afterAutospacing="1"/>
               <w:rPr>
                 <w:rFonts w:ascii="Times New Roman" w:eastAsia="Times New Roman" w:hAnsi="Times New Roman" w:cs="Times New Roman"/>
-                <w:sz w:val="24"/>
-                <w:szCs w:val="24"/>
+                <w:sz w:val="22"/>
                 <w:lang w:eastAsia="en-CA"/>
               </w:rPr>
             </w:pPr>
@@ -3018,8 +3221,7 @@
               <w:spacing w:before="100" w:beforeAutospacing="1" w:after="100" w:afterAutospacing="1"/>
               <w:rPr>
                 <w:rFonts w:ascii="Times New Roman" w:eastAsia="Times New Roman" w:hAnsi="Times New Roman" w:cs="Times New Roman"/>
-                <w:sz w:val="24"/>
-                <w:szCs w:val="24"/>
+                <w:sz w:val="22"/>
                 <w:lang w:eastAsia="en-CA"/>
               </w:rPr>
             </w:pPr>
@@ -3029,8 +3231,7 @@
               <w:spacing w:before="100" w:beforeAutospacing="1" w:after="100" w:afterAutospacing="1"/>
               <w:rPr>
                 <w:rFonts w:ascii="Times New Roman" w:eastAsia="Times New Roman" w:hAnsi="Times New Roman" w:cs="Times New Roman"/>
-                <w:sz w:val="24"/>
-                <w:szCs w:val="24"/>
+                <w:sz w:val="22"/>
                 <w:lang w:eastAsia="en-CA"/>
               </w:rPr>
             </w:pPr>
@@ -3040,8 +3241,7 @@
               <w:spacing w:before="100" w:beforeAutospacing="1" w:after="100" w:afterAutospacing="1"/>
               <w:rPr>
                 <w:rFonts w:ascii="Times New Roman" w:eastAsia="Times New Roman" w:hAnsi="Times New Roman" w:cs="Times New Roman"/>
-                <w:sz w:val="24"/>
-                <w:szCs w:val="24"/>
+                <w:sz w:val="22"/>
                 <w:lang w:eastAsia="en-CA"/>
               </w:rPr>
             </w:pPr>
@@ -3061,13 +3261,15 @@
               <w:rPr>
                 <w:b/>
                 <w:bCs/>
-                <w:lang w:val="en-US"/>
-              </w:rPr>
-            </w:pPr>
-            <w:r>
-              <w:rPr>
-                <w:b/>
-                <w:bCs/>
+                <w:sz w:val="22"/>
+                <w:lang w:val="en-US"/>
+              </w:rPr>
+            </w:pPr>
+            <w:r>
+              <w:rPr>
+                <w:b/>
+                <w:bCs/>
+                <w:sz w:val="22"/>
                 <w:lang w:val="en-US"/>
               </w:rPr>
               <w:t xml:space="preserve">Step </w:t>
@@ -3076,6 +3278,7 @@
               <w:rPr>
                 <w:b/>
                 <w:bCs/>
+                <w:sz w:val="22"/>
                 <w:lang w:val="en-US"/>
               </w:rPr>
               <w:t>14: Reassemble the toy</w:t>
@@ -3086,18 +3289,21 @@
               <w:rPr>
                 <w:b/>
                 <w:bCs/>
-                <w:lang w:val="en-US"/>
-              </w:rPr>
-            </w:pPr>
-          </w:p>
-          <w:p>
-            <w:pPr>
-              <w:rPr>
-                <w:lang w:val="en-US"/>
-              </w:rPr>
-            </w:pPr>
-            <w:r>
-              <w:rPr>
+                <w:sz w:val="22"/>
+                <w:lang w:val="en-US"/>
+              </w:rPr>
+            </w:pPr>
+          </w:p>
+          <w:p>
+            <w:pPr>
+              <w:rPr>
+                <w:sz w:val="22"/>
+                <w:lang w:val="en-US"/>
+              </w:rPr>
+            </w:pPr>
+            <w:r>
+              <w:rPr>
+                <w:sz w:val="22"/>
                 <w:lang w:val="en-US"/>
               </w:rPr>
               <w:t xml:space="preserve">Remount the switch PCB using two screws, then </w:t>
@@ -3105,6 +3311,7 @@
             <w:proofErr w:type="gramStart"/>
             <w:r>
               <w:rPr>
+                <w:sz w:val="22"/>
                 <w:lang w:val="en-US"/>
               </w:rPr>
               <w:t>close up</w:t>
@@ -3112,24 +3319,28 @@
             <w:proofErr w:type="gramEnd"/>
             <w:r>
               <w:rPr>
+                <w:sz w:val="22"/>
                 <w:lang w:val="en-US"/>
               </w:rPr>
               <w:t xml:space="preserve"> the toy and re</w:t>
             </w:r>
             <w:r>
               <w:rPr>
+                <w:sz w:val="22"/>
                 <w:lang w:val="en-US"/>
               </w:rPr>
               <w:t>-</w:t>
             </w:r>
             <w:r>
               <w:rPr>
+                <w:sz w:val="22"/>
                 <w:lang w:val="en-US"/>
               </w:rPr>
               <w:t xml:space="preserve">screw the </w:t>
             </w:r>
             <w:r>
               <w:rPr>
+                <w:sz w:val="22"/>
                 <w:lang w:val="en-US"/>
               </w:rPr>
               <w:t>toy enclosure.</w:t>
@@ -3147,12 +3358,14 @@
                 <w:b/>
                 <w:bCs/>
                 <w:noProof/>
+                <w:sz w:val="22"/>
                 <w:lang w:val="en-US"/>
               </w:rPr>
             </w:pPr>
             <w:r>
               <w:rPr>
                 <w:noProof/>
+                <w:sz w:val="22"/>
                 <w:lang w:val="en-US"/>
               </w:rPr>
               <w:drawing>
@@ -3179,7 +3392,7 @@
                           <pic:cNvPicPr/>
                         </pic:nvPicPr>
                         <pic:blipFill>
-                          <a:blip r:embed="rId28" cstate="print">
+                          <a:blip r:embed="rId29" cstate="print">
                             <a:extLst>
                               <a:ext uri="{28A0092B-C50C-407E-A947-70E740481C1C}">
                                 <a14:useLocalDpi xmlns:a14="http://schemas.microsoft.com/office/drawing/2010/main" val="0"/>
@@ -3216,6 +3429,7 @@
                 <w:b/>
                 <w:bCs/>
                 <w:noProof/>
+                <w:sz w:val="22"/>
                 <w:lang w:val="en-US"/>
               </w:rPr>
               <w:drawing>
@@ -3234,7 +3448,7 @@
                           <pic:cNvPicPr/>
                         </pic:nvPicPr>
                         <pic:blipFill>
-                          <a:blip r:embed="rId29" cstate="print">
+                          <a:blip r:embed="rId30" cstate="print">
                             <a:extLst>
                               <a:ext uri="{28A0092B-C50C-407E-A947-70E740481C1C}">
                                 <a14:useLocalDpi xmlns:a14="http://schemas.microsoft.com/office/drawing/2010/main" val="0"/>
@@ -3276,22 +3490,24 @@
               <w:rPr>
                 <w:b/>
                 <w:bCs/>
-                <w:lang w:val="en-US"/>
-              </w:rPr>
-            </w:pPr>
-            <w:r>
-              <w:rPr>
-                <w:b/>
-                <w:bCs/>
-                <w:lang w:val="en-US"/>
-              </w:rPr>
-              <w:lastRenderedPageBreak/>
+                <w:sz w:val="22"/>
+                <w:lang w:val="en-US"/>
+              </w:rPr>
+            </w:pPr>
+            <w:r>
+              <w:rPr>
+                <w:b/>
+                <w:bCs/>
+                <w:sz w:val="22"/>
+                <w:lang w:val="en-US"/>
+              </w:rPr>
               <w:t>Step 1</w:t>
             </w:r>
             <w:r>
               <w:rPr>
                 <w:b/>
                 <w:bCs/>
+                <w:sz w:val="22"/>
                 <w:lang w:val="en-US"/>
               </w:rPr>
               <w:t>5</w:t>
@@ -3300,6 +3516,7 @@
               <w:rPr>
                 <w:b/>
                 <w:bCs/>
+                <w:sz w:val="22"/>
                 <w:lang w:val="en-US"/>
               </w:rPr>
               <w:t>: Replace it in the Box</w:t>
@@ -3310,18 +3527,21 @@
               <w:rPr>
                 <w:b/>
                 <w:bCs/>
-                <w:lang w:val="en-US"/>
-              </w:rPr>
-            </w:pPr>
-          </w:p>
-          <w:p>
-            <w:pPr>
-              <w:rPr>
-                <w:lang w:val="en-US"/>
-              </w:rPr>
-            </w:pPr>
-            <w:r>
-              <w:rPr>
+                <w:sz w:val="22"/>
+                <w:lang w:val="en-US"/>
+              </w:rPr>
+            </w:pPr>
+          </w:p>
+          <w:p>
+            <w:pPr>
+              <w:rPr>
+                <w:sz w:val="22"/>
+                <w:lang w:val="en-US"/>
+              </w:rPr>
+            </w:pPr>
+            <w:r>
+              <w:rPr>
+                <w:sz w:val="22"/>
                 <w:lang w:val="en-US"/>
               </w:rPr>
               <w:t xml:space="preserve">Carefully re-box the toy into its original </w:t>
@@ -3329,6 +3549,7 @@
             <w:proofErr w:type="gramStart"/>
             <w:r>
               <w:rPr>
+                <w:sz w:val="22"/>
                 <w:lang w:val="en-US"/>
               </w:rPr>
               <w:t>packaging, and</w:t>
@@ -3336,6 +3557,7 @@
             <w:proofErr w:type="gramEnd"/>
             <w:r>
               <w:rPr>
+                <w:sz w:val="22"/>
                 <w:lang w:val="en-US"/>
               </w:rPr>
               <w:t xml:space="preserve"> secure the top flap with Clear Tape.</w:t>
@@ -3354,12 +3576,14 @@
                 <w:b/>
                 <w:bCs/>
                 <w:noProof/>
+                <w:sz w:val="22"/>
                 <w:lang w:val="en-US"/>
               </w:rPr>
             </w:pPr>
             <w:r>
               <w:rPr>
                 <w:noProof/>
+                <w:sz w:val="22"/>
               </w:rPr>
               <w:drawing>
                 <wp:inline distT="0" distB="0" distL="0" distR="0" wp14:anchorId="2583DF43" wp14:editId="4F18DC2A">
@@ -3379,7 +3603,7 @@
                           </pic:cNvPicPr>
                         </pic:nvPicPr>
                         <pic:blipFill rotWithShape="1">
-                          <a:blip r:embed="rId14" cstate="print">
+                          <a:blip r:embed="rId15" cstate="print">
                             <a:extLst>
                               <a:ext uri="{28A0092B-C50C-407E-A947-70E740481C1C}">
                                 <a14:useLocalDpi xmlns:a14="http://schemas.microsoft.com/office/drawing/2010/main" val="0"/>
@@ -3428,8 +3652,8 @@
       </w:pPr>
     </w:p>
     <w:sectPr>
-      <w:headerReference w:type="default" r:id="rId30"/>
-      <w:footerReference w:type="default" r:id="rId31"/>
+      <w:headerReference w:type="default" r:id="rId31"/>
+      <w:footerReference w:type="default" r:id="rId32"/>
       <w:pgSz w:w="12240" w:h="15840"/>
       <w:pgMar w:top="1440" w:right="1440" w:bottom="1440" w:left="1440" w:header="720" w:footer="708" w:gutter="0"/>
       <w:cols w:space="708"/>
@@ -7194,7 +7418,6 @@
   <w:style w:type="character" w:default="1" w:styleId="DefaultParagraphFont">
     <w:name w:val="Default Paragraph Font"/>
     <w:uiPriority w:val="1"/>
-    <w:semiHidden/>
     <w:unhideWhenUsed/>
   </w:style>
   <w:style w:type="table" w:default="1" w:styleId="TableNormal">
@@ -8298,7 +8521,14 @@
 </file>
 
 <file path=customXml/item2.xml><?xml version="1.0" encoding="utf-8"?>
-<b:Sources xmlns:b="http://schemas.openxmlformats.org/officeDocument/2006/bibliography" xmlns="http://schemas.openxmlformats.org/officeDocument/2006/bibliography" SelectedStyle="\APASixthEditionOfficeOnline.xsl" StyleName="APA" Version="6"/>
+<p:properties xmlns:p="http://schemas.microsoft.com/office/2006/metadata/properties" xmlns:xsi="http://www.w3.org/2001/XMLSchema-instance" xmlns:pc="http://schemas.microsoft.com/office/infopath/2007/PartnerControls">
+  <documentManagement>
+    <TaxCatchAll xmlns="38b325e6-602c-452a-8617-173bf47082c5" xsi:nil="true"/>
+    <lcf76f155ced4ddcb4097134ff3c332f xmlns="8cf100d1-0775-4feb-8634-62999c4541bc">
+      <Terms xmlns="http://schemas.microsoft.com/office/infopath/2007/PartnerControls"/>
+    </lcf76f155ced4ddcb4097134ff3c332f>
+  </documentManagement>
+</p:properties>
 </file>
 
 <file path=customXml/item3.xml><?xml version="1.0" encoding="utf-8"?>
@@ -8557,14 +8787,7 @@
 </file>
 
 <file path=customXml/item4.xml><?xml version="1.0" encoding="utf-8"?>
-<p:properties xmlns:p="http://schemas.microsoft.com/office/2006/metadata/properties" xmlns:xsi="http://www.w3.org/2001/XMLSchema-instance" xmlns:pc="http://schemas.microsoft.com/office/infopath/2007/PartnerControls">
-  <documentManagement>
-    <TaxCatchAll xmlns="38b325e6-602c-452a-8617-173bf47082c5" xsi:nil="true"/>
-    <lcf76f155ced4ddcb4097134ff3c332f xmlns="8cf100d1-0775-4feb-8634-62999c4541bc">
-      <Terms xmlns="http://schemas.microsoft.com/office/infopath/2007/PartnerControls"/>
-    </lcf76f155ced4ddcb4097134ff3c332f>
-  </documentManagement>
-</p:properties>
+<b:Sources xmlns:b="http://schemas.openxmlformats.org/officeDocument/2006/bibliography" xmlns="http://schemas.openxmlformats.org/officeDocument/2006/bibliography" SelectedStyle="\APASixthEditionOfficeOnline.xsl" StyleName="APA" Version="6"/>
 </file>
 
 <file path=customXml/itemProps1.xml><?xml version="1.0" encoding="utf-8"?>
@@ -8576,9 +8799,12 @@
 </file>
 
 <file path=customXml/itemProps2.xml><?xml version="1.0" encoding="utf-8"?>
-<ds:datastoreItem xmlns:ds="http://schemas.openxmlformats.org/officeDocument/2006/customXml" ds:itemID="{C438ADBA-56D5-474C-BF2C-97C24DDF66BD}">
+<ds:datastoreItem xmlns:ds="http://schemas.openxmlformats.org/officeDocument/2006/customXml" ds:itemID="{3A085C18-819E-4466-9494-DD461C39C2B0}">
   <ds:schemaRefs>
-    <ds:schemaRef ds:uri="http://schemas.openxmlformats.org/officeDocument/2006/bibliography"/>
+    <ds:schemaRef ds:uri="http://schemas.microsoft.com/office/2006/metadata/properties"/>
+    <ds:schemaRef ds:uri="http://schemas.microsoft.com/office/infopath/2007/PartnerControls"/>
+    <ds:schemaRef ds:uri="38b325e6-602c-452a-8617-173bf47082c5"/>
+    <ds:schemaRef ds:uri="8cf100d1-0775-4feb-8634-62999c4541bc"/>
   </ds:schemaRefs>
 </ds:datastoreItem>
 </file>
@@ -8603,18 +8829,9 @@
 </file>
 
 <file path=customXml/itemProps4.xml><?xml version="1.0" encoding="utf-8"?>
-<ds:datastoreItem xmlns:ds="http://schemas.openxmlformats.org/officeDocument/2006/customXml" ds:itemID="{3A085C18-819E-4466-9494-DD461C39C2B0}">
+<ds:datastoreItem xmlns:ds="http://schemas.openxmlformats.org/officeDocument/2006/customXml" ds:itemID="{C438ADBA-56D5-474C-BF2C-97C24DDF66BD}">
   <ds:schemaRefs>
-    <ds:schemaRef ds:uri="http://purl.org/dc/dcmitype/"/>
-    <ds:schemaRef ds:uri="http://www.w3.org/XML/1998/namespace"/>
-    <ds:schemaRef ds:uri="8cf100d1-0775-4feb-8634-62999c4541bc"/>
-    <ds:schemaRef ds:uri="http://schemas.microsoft.com/office/2006/metadata/properties"/>
-    <ds:schemaRef ds:uri="http://schemas.microsoft.com/office/infopath/2007/PartnerControls"/>
-    <ds:schemaRef ds:uri="http://schemas.microsoft.com/office/2006/documentManagement/types"/>
-    <ds:schemaRef ds:uri="http://purl.org/dc/terms/"/>
-    <ds:schemaRef ds:uri="http://schemas.openxmlformats.org/package/2006/metadata/core-properties"/>
-    <ds:schemaRef ds:uri="38b325e6-602c-452a-8617-173bf47082c5"/>
-    <ds:schemaRef ds:uri="http://purl.org/dc/elements/1.1/"/>
+    <ds:schemaRef ds:uri="http://schemas.openxmlformats.org/officeDocument/2006/bibliography"/>
   </ds:schemaRefs>
 </ds:datastoreItem>
 </file>